--- a/CÔNG TY TNHH MTV H&D VINA/HDVina_ThayDoiCSH/HoSo2_UyQuyen.docx
+++ b/CÔNG TY TNHH MTV H&D VINA/HDVina_ThayDoiCSH/HoSo2_UyQuyen.docx
@@ -115,8 +115,6 @@
         </w:rPr>
         <w:t>18 tháng 5 năm 2026</w:t>
       </w:r>
-      <w:bookmarkStart w:id="0" w:name="_GoBack"/>
-      <w:bookmarkEnd w:id="0"/>
     </w:p>
     <w:p>
       <w:pPr>
@@ -237,7 +235,7 @@
           <w:szCs w:val="26"/>
           <w:lang w:eastAsia="zh-CN"/>
         </w:rPr>
-        <w:t>CÔNG TY TNHH TM DV HAPPY HAPPY</w:t>
+        <w:t>CÔNG TY TNHH MTV H&amp;D VINA</w:t>
       </w:r>
     </w:p>
     <w:p>
@@ -286,7 +284,7 @@
           <w:szCs w:val="26"/>
           <w:shd w:val="clear" w:color="auto" w:fill="FFFFFF"/>
         </w:rPr>
-        <w:t>3703175136</w:t>
+        <w:t>3703303959</w:t>
       </w:r>
     </w:p>
     <w:p>
@@ -374,7 +372,7 @@
           <w:szCs w:val="26"/>
           <w:lang w:eastAsia="zh-CN"/>
         </w:rPr>
-        <w:t>LƯƠNG NHIỀU PAI PHU</w:t>
+        <w:t>VÕ THỊ KIM NGÂN</w:t>
       </w:r>
       <w:r>
         <w:rPr>
@@ -441,7 +439,7 @@
           <w:szCs w:val="26"/>
           <w:lang w:eastAsia="zh-CN"/>
         </w:rPr>
-        <w:t>CÔNG TY TNHH TM DV HAPPY HAPPY</w:t>
+        <w:t>CÔNG TY TNHH MTV H&amp;D VINA</w:t>
       </w:r>
     </w:p>
     <w:p>
@@ -488,18 +486,7 @@
           <w:szCs w:val="26"/>
           <w:lang w:eastAsia="zh-CN"/>
         </w:rPr>
-        <w:t>Ấp Tân Đức, Xã Minh Thạnh, Thành Phố Hồ Chí Minh</w:t>
-      </w:r>
-      <w:r>
-        <w:rPr>
-          <w:rFonts w:ascii="Times New Roman" w:eastAsia="Times New Roman" w:hAnsi="Times New Roman" w:cs="Times New Roman"/>
-          <w:iCs/>
-          <w:color w:val="000000" w:themeColor="text1"/>
-          <w:sz w:val="26"/>
-          <w:szCs w:val="26"/>
-          <w:lang w:eastAsia="zh-CN"/>
-        </w:rPr>
-        <w:t>, Việt Nam</w:t>
+        <w:t>Thôn Long Thạnh 1, Phường Sa Huỳnh, Tỉnh Quảng Ngãi, Việt Nam</w:t>
       </w:r>
     </w:p>
     <w:p>
@@ -543,7 +530,7 @@
           <w:szCs w:val="26"/>
           <w:lang w:eastAsia="zh-CN"/>
         </w:rPr>
-        <w:t xml:space="preserve">0384721167 </w:t>
+        <w:t xml:space="preserve">0388982828 </w:t>
       </w:r>
       <w:r>
         <w:rPr>
@@ -570,25 +557,7 @@
           <w:szCs w:val="26"/>
           <w:lang w:eastAsia="zh-CN"/>
         </w:rPr>
-        <w:t>congty</w:t>
-      </w:r>
-      <w:r>
-        <w:rPr>
-          <w:rFonts w:ascii="Times New Roman" w:hAnsi="Times New Roman" w:cs="Times New Roman"/>
-          <w:sz w:val="26"/>
-          <w:szCs w:val="26"/>
-          <w:lang w:eastAsia="zh-CN"/>
-        </w:rPr>
-        <w:t>happyhappy</w:t>
-      </w:r>
-      <w:r>
-        <w:rPr>
-          <w:rFonts w:ascii="Times New Roman" w:hAnsi="Times New Roman" w:cs="Times New Roman"/>
-          <w:sz w:val="26"/>
-          <w:szCs w:val="26"/>
-          <w:lang w:eastAsia="zh-CN"/>
-        </w:rPr>
-        <w:t>@gmail.com</w:t>
+        <w:t>congtyhdvina@gmail.com</w:t>
       </w:r>
     </w:p>
     <w:p>
@@ -1118,50 +1087,16 @@
         </w:rPr>
         <w:t xml:space="preserve"> ngày </w:t>
       </w:r>
-      <w:r>
-        <w:rPr>
-          <w:rFonts w:ascii="Times New Roman" w:hAnsi="Times New Roman" w:cs="Times New Roman"/>
-          <w:color w:val="000000" w:themeColor="text1"/>
-          <w:sz w:val="26"/>
-          <w:szCs w:val="26"/>
-        </w:rPr>
-        <w:t>27</w:t>
-      </w:r>
-      <w:r>
-        <w:rPr>
-          <w:rFonts w:ascii="Times New Roman" w:hAnsi="Times New Roman" w:cs="Times New Roman"/>
-          <w:color w:val="000000" w:themeColor="text1"/>
-          <w:sz w:val="26"/>
-          <w:szCs w:val="26"/>
-        </w:rPr>
-        <w:t>/</w:t>
-      </w:r>
-      <w:r>
-        <w:rPr>
-          <w:rFonts w:ascii="Times New Roman" w:hAnsi="Times New Roman" w:cs="Times New Roman"/>
-          <w:color w:val="000000" w:themeColor="text1"/>
-          <w:sz w:val="26"/>
-          <w:szCs w:val="26"/>
-        </w:rPr>
-        <w:t>1</w:t>
-      </w:r>
-      <w:r>
-        <w:rPr>
-          <w:rFonts w:ascii="Times New Roman" w:hAnsi="Times New Roman" w:cs="Times New Roman"/>
-          <w:color w:val="000000" w:themeColor="text1"/>
-          <w:sz w:val="26"/>
-          <w:szCs w:val="26"/>
-        </w:rPr>
-        <w:t>/202</w:t>
-      </w:r>
-      <w:r>
-        <w:rPr>
-          <w:rFonts w:ascii="Times New Roman" w:hAnsi="Times New Roman" w:cs="Times New Roman"/>
-          <w:color w:val="000000" w:themeColor="text1"/>
-          <w:sz w:val="26"/>
-          <w:szCs w:val="26"/>
-        </w:rPr>
-        <w:t>6</w:t>
+      <w:bookmarkStart w:id="0" w:name="_GoBack"/>
+      <w:bookmarkEnd w:id="0"/>
+      <w:r>
+        <w:rPr>
+          <w:rFonts w:ascii="Times New Roman" w:hAnsi="Times New Roman" w:cs="Times New Roman"/>
+          <w:color w:val="000000" w:themeColor="text1"/>
+          <w:sz w:val="26"/>
+          <w:szCs w:val="26"/>
+        </w:rPr>
+        <w:t>18 tháng 5 năm 2026</w:t>
       </w:r>
       <w:r>
         <w:rPr>
@@ -1247,7 +1182,7 @@
           <w:szCs w:val="26"/>
           <w:lang w:eastAsia="zh-CN"/>
         </w:rPr>
-        <w:t>LƯƠNG NHIỀU PAI PHU</w:t>
+        <w:t>VÕ THỊ KIM NGÂN</w:t>
       </w:r>
     </w:p>
     <w:sectPr>
